--- a/src/main/webapp/modeloAtestadoVaga2017.docx
+++ b/src/main/webapp/modeloAtestadoVaga2017.docx
@@ -1,6 +1,6 @@
 
 <file path=word/document.xml><?xml version="1.0" encoding="utf-8"?>
-<w:document xmlns:ve="http://schemas.openxmlformats.org/markup-compatibility/2006" xmlns:o="urn:schemas-microsoft-com:office:office" xmlns:r="http://schemas.openxmlformats.org/officeDocument/2006/relationships" xmlns:m="http://schemas.openxmlformats.org/officeDocument/2006/math" xmlns:v="urn:schemas-microsoft-com:vml" xmlns:wp="http://schemas.openxmlformats.org/drawingml/2006/wordprocessingDrawing" xmlns:w10="urn:schemas-microsoft-com:office:word" xmlns:w="http://schemas.openxmlformats.org/wordprocessingml/2006/main" xmlns:wne="http://schemas.microsoft.com/office/word/2006/wordml">
+<w:document xmlns:wpc="http://schemas.microsoft.com/office/word/2010/wordprocessingCanvas" xmlns:mc="http://schemas.openxmlformats.org/markup-compatibility/2006" xmlns:o="urn:schemas-microsoft-com:office:office" xmlns:r="http://schemas.openxmlformats.org/officeDocument/2006/relationships" xmlns:m="http://schemas.openxmlformats.org/officeDocument/2006/math" xmlns:v="urn:schemas-microsoft-com:vml" xmlns:wp14="http://schemas.microsoft.com/office/word/2010/wordprocessingDrawing" xmlns:wp="http://schemas.openxmlformats.org/drawingml/2006/wordprocessingDrawing" xmlns:w10="urn:schemas-microsoft-com:office:word" xmlns:w="http://schemas.openxmlformats.org/wordprocessingml/2006/main" xmlns:w14="http://schemas.microsoft.com/office/word/2010/wordml" xmlns:w15="http://schemas.microsoft.com/office/word/2012/wordml" xmlns:wpg="http://schemas.microsoft.com/office/word/2010/wordprocessingGroup" xmlns:wpi="http://schemas.microsoft.com/office/word/2010/wordprocessingInk" xmlns:wne="http://schemas.microsoft.com/office/word/2006/wordml" xmlns:wps="http://schemas.microsoft.com/office/word/2010/wordprocessingShape" mc:Ignorable="w14 w15 wp14">
   <w:body>
     <w:p>
       <w:pPr>
@@ -89,17 +89,8 @@
           <w:rFonts w:ascii="Arial" w:eastAsia="Times New Roman" w:hAnsi="Arial" w:cs="Arial"/>
           <w:lang w:eastAsia="pt-BR"/>
         </w:rPr>
-        <w:t xml:space="preserve">Centro Educacional </w:t>
-      </w:r>
-      <w:proofErr w:type="spellStart"/>
-      <w:r>
-        <w:rPr>
-          <w:rFonts w:ascii="Arial" w:eastAsia="Times New Roman" w:hAnsi="Arial" w:cs="Arial"/>
-          <w:lang w:eastAsia="pt-BR"/>
-        </w:rPr>
-        <w:t>Adonai</w:t>
-      </w:r>
-      <w:proofErr w:type="spellEnd"/>
+        <w:t>Centro Educacional Adonai</w:t>
+      </w:r>
     </w:p>
     <w:p>
       <w:pPr>
@@ -223,23 +214,23 @@
     </w:p>
     <w:p>
       <w:pPr>
-        <w:pStyle w:val="SemEspaamento"/>
-        <w:rPr>
-          <w:lang w:eastAsia="pt-BR"/>
-        </w:rPr>
-      </w:pPr>
-    </w:p>
-    <w:p>
-      <w:pPr>
-        <w:pStyle w:val="SemEspaamento"/>
-        <w:rPr>
-          <w:lang w:eastAsia="pt-BR"/>
-        </w:rPr>
-      </w:pPr>
-    </w:p>
-    <w:p>
-      <w:pPr>
-        <w:pStyle w:val="SemEspaamento"/>
+        <w:pStyle w:val="NoSpacing"/>
+        <w:rPr>
+          <w:lang w:eastAsia="pt-BR"/>
+        </w:rPr>
+      </w:pPr>
+    </w:p>
+    <w:p>
+      <w:pPr>
+        <w:pStyle w:val="NoSpacing"/>
+        <w:rPr>
+          <w:lang w:eastAsia="pt-BR"/>
+        </w:rPr>
+      </w:pPr>
+    </w:p>
+    <w:p>
+      <w:pPr>
+        <w:pStyle w:val="NoSpacing"/>
         <w:jc w:val="center"/>
         <w:rPr>
           <w:lang w:eastAsia="pt-BR"/>
@@ -254,7 +245,7 @@
     </w:p>
     <w:p>
       <w:pPr>
-        <w:pStyle w:val="SemEspaamento"/>
+        <w:pStyle w:val="NoSpacing"/>
         <w:jc w:val="center"/>
         <w:rPr>
           <w:lang w:eastAsia="pt-BR"/>
@@ -269,15 +260,15 @@
     </w:p>
     <w:p>
       <w:pPr>
-        <w:pStyle w:val="SemEspaamento"/>
-        <w:rPr>
-          <w:lang w:eastAsia="pt-BR"/>
-        </w:rPr>
-      </w:pPr>
-    </w:p>
-    <w:p>
-      <w:pPr>
-        <w:pStyle w:val="SemEspaamento"/>
+        <w:pStyle w:val="NoSpacing"/>
+        <w:rPr>
+          <w:lang w:eastAsia="pt-BR"/>
+        </w:rPr>
+      </w:pPr>
+    </w:p>
+    <w:p>
+      <w:pPr>
+        <w:pStyle w:val="NoSpacing"/>
         <w:rPr>
           <w:lang w:eastAsia="pt-BR"/>
         </w:rPr>
@@ -294,14 +285,12 @@
         </w:rPr>
         <w:t xml:space="preserve">vidos fins, que HÁ VAGA no </w:t>
       </w:r>
-      <w:proofErr w:type="spellStart"/>
       <w:r>
         <w:rPr>
           <w:lang w:eastAsia="pt-BR"/>
         </w:rPr>
         <w:t>adonaiturma</w:t>
       </w:r>
-      <w:proofErr w:type="spellEnd"/>
       <w:r>
         <w:rPr>
           <w:lang w:eastAsia="pt-BR"/>
@@ -314,28 +303,24 @@
         </w:rPr>
         <w:t xml:space="preserve">mental I, para o ano letivo de </w:t>
       </w:r>
-      <w:proofErr w:type="spellStart"/>
       <w:r>
         <w:rPr>
           <w:lang w:eastAsia="pt-BR"/>
         </w:rPr>
         <w:t>adonaiano</w:t>
       </w:r>
-      <w:proofErr w:type="spellEnd"/>
       <w:r>
         <w:rPr>
           <w:lang w:eastAsia="pt-BR"/>
         </w:rPr>
         <w:t xml:space="preserve"> no </w:t>
       </w:r>
-      <w:proofErr w:type="spellStart"/>
       <w:r>
         <w:rPr>
           <w:lang w:eastAsia="pt-BR"/>
         </w:rPr>
         <w:t>adonaiperiodo</w:t>
       </w:r>
-      <w:proofErr w:type="spellEnd"/>
       <w:r>
         <w:rPr>
           <w:lang w:eastAsia="pt-BR"/>
@@ -348,318 +333,207 @@
         </w:rPr>
         <w:t xml:space="preserve">oderá ser preenchida até o dia </w:t>
       </w:r>
-      <w:proofErr w:type="spellStart"/>
       <w:r>
         <w:rPr>
           <w:lang w:eastAsia="pt-BR"/>
         </w:rPr>
         <w:t>adonaidatalimite</w:t>
       </w:r>
-      <w:proofErr w:type="spellEnd"/>
-      <w:r>
-        <w:rPr>
-          <w:lang w:eastAsia="pt-BR"/>
-        </w:rPr>
-        <w:t xml:space="preserve"> pelo </w:t>
-      </w:r>
-      <w:proofErr w:type="gramStart"/>
-      <w:r>
-        <w:rPr>
-          <w:lang w:eastAsia="pt-BR"/>
-        </w:rPr>
-        <w:t>aluno(</w:t>
-      </w:r>
-      <w:proofErr w:type="gramEnd"/>
-      <w:r>
-        <w:rPr>
-          <w:lang w:eastAsia="pt-BR"/>
-        </w:rPr>
-        <w:t xml:space="preserve">a) </w:t>
-      </w:r>
-      <w:proofErr w:type="spellStart"/>
+      <w:r>
+        <w:rPr>
+          <w:lang w:eastAsia="pt-BR"/>
+        </w:rPr>
+        <w:t xml:space="preserve"> pelo aluno(a) </w:t>
+      </w:r>
       <w:r>
         <w:rPr>
           <w:lang w:eastAsia="pt-BR"/>
         </w:rPr>
         <w:t>adonainomealuno</w:t>
+      </w:r>
+    </w:p>
+    <w:p>
+      <w:pPr>
+        <w:pStyle w:val="NoSpacing"/>
+        <w:rPr>
+          <w:lang w:eastAsia="pt-BR"/>
+        </w:rPr>
+      </w:pPr>
+    </w:p>
+    <w:p>
+      <w:pPr>
+        <w:pStyle w:val="NoSpacing"/>
+        <w:rPr>
+          <w:lang w:eastAsia="pt-BR"/>
+        </w:rPr>
+      </w:pPr>
+      <w:r>
+        <w:rPr>
+          <w:lang w:eastAsia="pt-BR"/>
+        </w:rPr>
+        <w:t>Com a apresentação dos seguintes documentos:</w:t>
+      </w:r>
+    </w:p>
+    <w:p>
+      <w:pPr>
+        <w:pStyle w:val="NoSpacing"/>
+        <w:rPr>
+          <w:lang w:eastAsia="pt-BR"/>
+        </w:rPr>
+      </w:pPr>
+      <w:r>
+        <w:rPr>
+          <w:lang w:eastAsia="pt-BR"/>
+        </w:rPr>
+        <w:t>(    ) Uma foto 3x4</w:t>
+      </w:r>
+    </w:p>
+    <w:p>
+      <w:pPr>
+        <w:pStyle w:val="NoSpacing"/>
+        <w:rPr>
+          <w:lang w:eastAsia="pt-BR"/>
+        </w:rPr>
+      </w:pPr>
+      <w:r>
+        <w:rPr>
+          <w:lang w:eastAsia="pt-BR"/>
+        </w:rPr>
+        <w:t>(    ) Fotocópia (certidão de nascimento) ou carteira de identidade</w:t>
+      </w:r>
+    </w:p>
+    <w:p>
+      <w:pPr>
+        <w:pStyle w:val="NoSpacing"/>
+        <w:rPr>
+          <w:lang w:eastAsia="pt-BR"/>
+        </w:rPr>
+      </w:pPr>
+      <w:r>
+        <w:rPr>
+          <w:lang w:eastAsia="pt-BR"/>
+        </w:rPr>
+        <w:t>(    )Fotocópia do comprovante de Residência</w:t>
+      </w:r>
+    </w:p>
+    <w:p>
+      <w:pPr>
+        <w:pStyle w:val="NoSpacing"/>
+        <w:rPr>
+          <w:lang w:eastAsia="pt-BR"/>
+        </w:rPr>
+      </w:pPr>
+      <w:r>
+        <w:rPr>
+          <w:lang w:eastAsia="pt-BR"/>
+        </w:rPr>
+        <w:t>(    ) Numero do RG e CPF do responsável financeiro</w:t>
+      </w:r>
+    </w:p>
+    <w:p>
+      <w:pPr>
+        <w:pStyle w:val="NoSpacing"/>
+        <w:rPr>
+          <w:lang w:eastAsia="pt-BR"/>
+        </w:rPr>
+      </w:pPr>
+      <w:r>
+        <w:rPr>
+          <w:lang w:eastAsia="pt-BR"/>
+        </w:rPr>
+        <w:t xml:space="preserve">(   </w:t>
+      </w:r>
+      <w:r>
+        <w:rPr>
+          <w:lang w:eastAsia="pt-BR"/>
+        </w:rPr>
+        <w:t xml:space="preserve"> ) Histórico escolar do ano de X</w:t>
+      </w:r>
+      <w:r>
+        <w:rPr>
+          <w:lang w:eastAsia="pt-BR"/>
+        </w:rPr>
+        <w:t>ano  (podendo apresentar no prazo de trinta dias)</w:t>
+      </w:r>
+    </w:p>
+    <w:p>
+      <w:pPr>
+        <w:pStyle w:val="NoSpacing"/>
+        <w:rPr>
+          <w:lang w:eastAsia="pt-BR"/>
+        </w:rPr>
+      </w:pPr>
+      <w:r>
+        <w:rPr>
+          <w:lang w:eastAsia="pt-BR"/>
+        </w:rPr>
+        <w:t>(    ) Media  do último bimestre</w:t>
+      </w:r>
+    </w:p>
+    <w:p>
+      <w:pPr>
+        <w:pStyle w:val="NoSpacing"/>
+        <w:rPr>
+          <w:lang w:eastAsia="pt-BR"/>
+        </w:rPr>
+      </w:pPr>
+      <w:r>
+        <w:rPr>
+          <w:lang w:eastAsia="pt-BR"/>
+        </w:rPr>
+        <w:t xml:space="preserve">(    ) Notas Parciais </w:t>
       </w:r>
       <w:bookmarkStart w:id="0" w:name="_GoBack"/>
       <w:bookmarkEnd w:id="0"/>
-      <w:proofErr w:type="spellEnd"/>
-    </w:p>
-    <w:p>
-      <w:pPr>
-        <w:pStyle w:val="SemEspaamento"/>
-        <w:rPr>
-          <w:lang w:eastAsia="pt-BR"/>
-        </w:rPr>
-      </w:pPr>
-    </w:p>
-    <w:p>
-      <w:pPr>
-        <w:pStyle w:val="SemEspaamento"/>
-        <w:rPr>
-          <w:lang w:eastAsia="pt-BR"/>
-        </w:rPr>
-      </w:pPr>
-      <w:r>
-        <w:rPr>
-          <w:lang w:eastAsia="pt-BR"/>
-        </w:rPr>
-        <w:t>Com a apresentação dos seguintes documentos:</w:t>
-      </w:r>
-    </w:p>
-    <w:p>
-      <w:pPr>
-        <w:pStyle w:val="SemEspaamento"/>
-        <w:rPr>
-          <w:lang w:eastAsia="pt-BR"/>
-        </w:rPr>
-      </w:pPr>
-      <w:proofErr w:type="gramStart"/>
-      <w:r>
-        <w:rPr>
-          <w:lang w:eastAsia="pt-BR"/>
-        </w:rPr>
-        <w:t xml:space="preserve">(    </w:t>
-      </w:r>
-      <w:proofErr w:type="gramEnd"/>
-      <w:r>
-        <w:rPr>
-          <w:lang w:eastAsia="pt-BR"/>
-        </w:rPr>
-        <w:t>) Uma foto 3x4</w:t>
-      </w:r>
-    </w:p>
-    <w:p>
-      <w:pPr>
-        <w:pStyle w:val="SemEspaamento"/>
-        <w:rPr>
-          <w:lang w:eastAsia="pt-BR"/>
-        </w:rPr>
-      </w:pPr>
-      <w:proofErr w:type="gramStart"/>
-      <w:r>
-        <w:rPr>
-          <w:lang w:eastAsia="pt-BR"/>
-        </w:rPr>
-        <w:t xml:space="preserve">(    </w:t>
-      </w:r>
-      <w:proofErr w:type="gramEnd"/>
-      <w:r>
-        <w:rPr>
-          <w:lang w:eastAsia="pt-BR"/>
-        </w:rPr>
-        <w:t>) Fotocópia (certidão de nascimento) ou carteira de identidade</w:t>
-      </w:r>
-    </w:p>
-    <w:p>
-      <w:pPr>
-        <w:pStyle w:val="SemEspaamento"/>
-        <w:rPr>
-          <w:lang w:eastAsia="pt-BR"/>
-        </w:rPr>
-      </w:pPr>
-      <w:proofErr w:type="gramStart"/>
-      <w:r>
-        <w:rPr>
-          <w:lang w:eastAsia="pt-BR"/>
-        </w:rPr>
-        <w:t xml:space="preserve">(    </w:t>
-      </w:r>
-      <w:proofErr w:type="gramEnd"/>
-      <w:r>
-        <w:rPr>
-          <w:lang w:eastAsia="pt-BR"/>
-        </w:rPr>
-        <w:t>)Fotocópia do comprovante de Residência</w:t>
-      </w:r>
-    </w:p>
-    <w:p>
-      <w:pPr>
-        <w:pStyle w:val="SemEspaamento"/>
-        <w:rPr>
-          <w:lang w:eastAsia="pt-BR"/>
-        </w:rPr>
-      </w:pPr>
-      <w:proofErr w:type="gramStart"/>
-      <w:r>
-        <w:rPr>
-          <w:lang w:eastAsia="pt-BR"/>
-        </w:rPr>
-        <w:t xml:space="preserve">(    </w:t>
-      </w:r>
-      <w:proofErr w:type="gramEnd"/>
-      <w:r>
-        <w:rPr>
-          <w:lang w:eastAsia="pt-BR"/>
-        </w:rPr>
-        <w:t>) Numero do RG e CPF do responsável financeiro</w:t>
-      </w:r>
-    </w:p>
-    <w:p>
-      <w:pPr>
-        <w:pStyle w:val="SemEspaamento"/>
-        <w:rPr>
-          <w:lang w:eastAsia="pt-BR"/>
-        </w:rPr>
-      </w:pPr>
-      <w:proofErr w:type="gramStart"/>
-      <w:r>
-        <w:rPr>
-          <w:lang w:eastAsia="pt-BR"/>
-        </w:rPr>
-        <w:t xml:space="preserve">(   </w:t>
-      </w:r>
-      <w:r>
-        <w:rPr>
-          <w:lang w:eastAsia="pt-BR"/>
-        </w:rPr>
-        <w:t xml:space="preserve"> </w:t>
-      </w:r>
-      <w:proofErr w:type="gramEnd"/>
-      <w:r>
-        <w:rPr>
-          <w:lang w:eastAsia="pt-BR"/>
-        </w:rPr>
-        <w:t xml:space="preserve">) Histórico escolar do ano de </w:t>
-      </w:r>
-      <w:proofErr w:type="spellStart"/>
-      <w:r>
-        <w:rPr>
-          <w:lang w:eastAsia="pt-BR"/>
-        </w:rPr>
-        <w:t>X</w:t>
-      </w:r>
-      <w:r>
-        <w:rPr>
-          <w:lang w:eastAsia="pt-BR"/>
-        </w:rPr>
-        <w:t>ano</w:t>
-      </w:r>
-      <w:proofErr w:type="spellEnd"/>
-      <w:r>
-        <w:rPr>
-          <w:lang w:eastAsia="pt-BR"/>
-        </w:rPr>
-        <w:t xml:space="preserve">  (podendo apresentar no prazo de trinta dias)</w:t>
-      </w:r>
-    </w:p>
-    <w:p>
-      <w:pPr>
-        <w:pStyle w:val="SemEspaamento"/>
-        <w:rPr>
-          <w:lang w:eastAsia="pt-BR"/>
-        </w:rPr>
-      </w:pPr>
-      <w:proofErr w:type="gramStart"/>
-      <w:r>
-        <w:rPr>
-          <w:lang w:eastAsia="pt-BR"/>
-        </w:rPr>
-        <w:t xml:space="preserve">(    </w:t>
-      </w:r>
-      <w:proofErr w:type="gramEnd"/>
-      <w:r>
-        <w:rPr>
-          <w:lang w:eastAsia="pt-BR"/>
-        </w:rPr>
-        <w:t>) Media  do último bimestre</w:t>
-      </w:r>
-    </w:p>
-    <w:p>
-      <w:pPr>
-        <w:pStyle w:val="SemEspaamento"/>
-        <w:rPr>
-          <w:lang w:eastAsia="pt-BR"/>
-        </w:rPr>
-      </w:pPr>
-      <w:proofErr w:type="gramStart"/>
-      <w:r>
-        <w:rPr>
-          <w:lang w:eastAsia="pt-BR"/>
-        </w:rPr>
-        <w:t xml:space="preserve">(    </w:t>
-      </w:r>
-      <w:proofErr w:type="gramEnd"/>
-      <w:r>
-        <w:rPr>
-          <w:lang w:eastAsia="pt-BR"/>
-        </w:rPr>
-        <w:t xml:space="preserve">) Notas Parciais </w:t>
-      </w:r>
-    </w:p>
-    <w:p>
-      <w:pPr>
-        <w:pStyle w:val="SemEspaamento"/>
-        <w:rPr>
-          <w:lang w:eastAsia="pt-BR"/>
-        </w:rPr>
-      </w:pPr>
-      <w:proofErr w:type="gramStart"/>
-      <w:r>
-        <w:rPr>
-          <w:lang w:eastAsia="pt-BR"/>
-        </w:rPr>
-        <w:t xml:space="preserve">(   </w:t>
-      </w:r>
-      <w:proofErr w:type="gramEnd"/>
-      <w:r>
-        <w:rPr>
-          <w:lang w:eastAsia="pt-BR"/>
-        </w:rPr>
-        <w:t>) Declaração de negativa de débitos da instituição (privada) de ensino anterior</w:t>
-      </w:r>
-    </w:p>
-    <w:p>
-      <w:pPr>
-        <w:pStyle w:val="SemEspaamento"/>
-        <w:rPr>
-          <w:lang w:eastAsia="pt-BR"/>
-        </w:rPr>
-      </w:pPr>
-      <w:proofErr w:type="gramStart"/>
-      <w:r>
-        <w:rPr>
-          <w:lang w:eastAsia="pt-BR"/>
-        </w:rPr>
-        <w:t xml:space="preserve">(    </w:t>
-      </w:r>
-      <w:proofErr w:type="gramEnd"/>
-      <w:r>
-        <w:rPr>
-          <w:lang w:eastAsia="pt-BR"/>
-        </w:rPr>
-        <w:t>) Fotocópia da carteira de vacinação da criança</w:t>
-      </w:r>
-    </w:p>
-    <w:p>
-      <w:pPr>
-        <w:pStyle w:val="SemEspaamento"/>
-        <w:rPr>
-          <w:lang w:eastAsia="pt-BR"/>
-        </w:rPr>
-      </w:pPr>
-    </w:p>
-    <w:p>
-      <w:pPr>
-        <w:pStyle w:val="SemEspaamento"/>
-        <w:rPr>
-          <w:lang w:eastAsia="pt-BR"/>
-        </w:rPr>
-      </w:pPr>
-      <w:r>
-        <w:rPr>
-          <w:lang w:eastAsia="pt-BR"/>
-        </w:rPr>
-        <w:t xml:space="preserve">Palhoça, </w:t>
-      </w:r>
-      <w:proofErr w:type="spellStart"/>
-      <w:r>
-        <w:rPr>
-          <w:lang w:eastAsia="pt-BR"/>
-        </w:rPr>
-        <w:t>X</w:t>
+    </w:p>
+    <w:p>
+      <w:pPr>
+        <w:pStyle w:val="NoSpacing"/>
+        <w:rPr>
+          <w:lang w:eastAsia="pt-BR"/>
+        </w:rPr>
+      </w:pPr>
+      <w:r>
+        <w:rPr>
+          <w:lang w:eastAsia="pt-BR"/>
+        </w:rPr>
+        <w:t>(   ) Declaração de negativa de débitos da instituição (privada) de ensino anterior</w:t>
+      </w:r>
+    </w:p>
+    <w:p>
+      <w:pPr>
+        <w:pStyle w:val="NoSpacing"/>
+        <w:rPr>
+          <w:lang w:eastAsia="pt-BR"/>
+        </w:rPr>
+      </w:pPr>
+      <w:r>
+        <w:rPr>
+          <w:lang w:eastAsia="pt-BR"/>
+        </w:rPr>
+        <w:t>(    ) Fotocópia da carteira de vacinação da criança</w:t>
+      </w:r>
+    </w:p>
+    <w:p>
+      <w:pPr>
+        <w:pStyle w:val="NoSpacing"/>
+        <w:rPr>
+          <w:lang w:eastAsia="pt-BR"/>
+        </w:rPr>
+      </w:pPr>
+    </w:p>
+    <w:p>
+      <w:pPr>
+        <w:pStyle w:val="NoSpacing"/>
+        <w:rPr>
+          <w:lang w:eastAsia="pt-BR"/>
+        </w:rPr>
+      </w:pPr>
+      <w:r>
+        <w:rPr>
+          <w:lang w:eastAsia="pt-BR"/>
+        </w:rPr>
+        <w:t>Palhoça, X</w:t>
       </w:r>
       <w:r>
         <w:rPr>
@@ -667,36 +541,171 @@
         </w:rPr>
         <w:t>data</w:t>
       </w:r>
-      <w:proofErr w:type="spellEnd"/>
-    </w:p>
-    <w:p>
-      <w:pPr>
-        <w:pStyle w:val="SemEspaamento"/>
-      </w:pPr>
-    </w:p>
-    <w:p>
-      <w:pPr>
-        <w:pStyle w:val="SemEspaamento"/>
-      </w:pPr>
-    </w:p>
-    <w:p>
-      <w:pPr>
-        <w:pStyle w:val="SemEspaamento"/>
-      </w:pPr>
-    </w:p>
-    <w:p>
-      <w:pPr>
-        <w:pStyle w:val="SemEspaamento"/>
-      </w:pPr>
-    </w:p>
-    <w:p>
-      <w:pPr>
-        <w:pStyle w:val="SemEspaamento"/>
-      </w:pPr>
-    </w:p>
-    <w:p>
-      <w:pPr>
-        <w:pStyle w:val="SemEspaamento"/>
+    </w:p>
+    <w:p>
+      <w:pPr>
+        <w:pStyle w:val="NoSpacing"/>
+      </w:pPr>
+    </w:p>
+    <w:p>
+      <w:pPr>
+        <w:pStyle w:val="NoSpacing"/>
+      </w:pPr>
+    </w:p>
+    <w:p>
+      <w:pPr>
+        <w:pStyle w:val="NoSpacing"/>
+      </w:pPr>
+      <w:r>
+        <w:rPr>
+          <w:noProof/>
+          <w:lang w:eastAsia="pt-BR"/>
+        </w:rPr>
+        <w:drawing>
+          <wp:anchor distT="0" distB="0" distL="114300" distR="114300" simplePos="0" relativeHeight="251666432" behindDoc="0" locked="0" layoutInCell="1" allowOverlap="1" wp14:anchorId="64F6CA4B" wp14:editId="6ABB9A5A">
+            <wp:simplePos x="0" y="0"/>
+            <wp:positionH relativeFrom="column">
+              <wp:posOffset>-45720</wp:posOffset>
+            </wp:positionH>
+            <wp:positionV relativeFrom="paragraph">
+              <wp:posOffset>88265</wp:posOffset>
+            </wp:positionV>
+            <wp:extent cx="2539515" cy="647576"/>
+            <wp:effectExtent l="0" t="0" r="0" b="0"/>
+            <wp:wrapNone/>
+            <wp:docPr id="2" name="Picture 2" descr="C:\Users\a131m\Downloads\ariane.png"/>
+            <wp:cNvGraphicFramePr>
+              <a:graphicFrameLocks xmlns:a="http://schemas.openxmlformats.org/drawingml/2006/main" noChangeAspect="1"/>
+            </wp:cNvGraphicFramePr>
+            <a:graphic xmlns:a="http://schemas.openxmlformats.org/drawingml/2006/main">
+              <a:graphicData uri="http://schemas.openxmlformats.org/drawingml/2006/picture">
+                <pic:pic xmlns:pic="http://schemas.openxmlformats.org/drawingml/2006/picture">
+                  <pic:nvPicPr>
+                    <pic:cNvPr id="0" name="Picture 2" descr="C:\Users\a131m\Downloads\ariane.png"/>
+                    <pic:cNvPicPr>
+                      <a:picLocks noChangeAspect="1" noChangeArrowheads="1"/>
+                    </pic:cNvPicPr>
+                  </pic:nvPicPr>
+                  <pic:blipFill>
+                    <a:blip r:embed="rId5" cstate="print">
+                      <a:extLst>
+                        <a:ext uri="{28A0092B-C50C-407E-A947-70E740481C1C}">
+                          <a14:useLocalDpi xmlns:a14="http://schemas.microsoft.com/office/drawing/2010/main" val="0"/>
+                        </a:ext>
+                      </a:extLst>
+                    </a:blip>
+                    <a:srcRect/>
+                    <a:stretch>
+                      <a:fillRect/>
+                    </a:stretch>
+                  </pic:blipFill>
+                  <pic:spPr bwMode="auto">
+                    <a:xfrm>
+                      <a:off x="0" y="0"/>
+                      <a:ext cx="2611694" cy="665982"/>
+                    </a:xfrm>
+                    <a:prstGeom prst="rect">
+                      <a:avLst/>
+                    </a:prstGeom>
+                    <a:noFill/>
+                    <a:ln>
+                      <a:noFill/>
+                    </a:ln>
+                  </pic:spPr>
+                </pic:pic>
+              </a:graphicData>
+            </a:graphic>
+            <wp14:sizeRelH relativeFrom="margin">
+              <wp14:pctWidth>0</wp14:pctWidth>
+            </wp14:sizeRelH>
+            <wp14:sizeRelV relativeFrom="margin">
+              <wp14:pctHeight>0</wp14:pctHeight>
+            </wp14:sizeRelV>
+          </wp:anchor>
+        </w:drawing>
+      </w:r>
+    </w:p>
+    <w:p>
+      <w:pPr>
+        <w:pStyle w:val="NoSpacing"/>
+      </w:pPr>
+      <w:r>
+        <w:rPr>
+          <w:noProof/>
+          <w:lang w:eastAsia="pt-BR"/>
+        </w:rPr>
+        <w:drawing>
+          <wp:anchor distT="0" distB="0" distL="114300" distR="114300" simplePos="0" relativeHeight="251659264" behindDoc="0" locked="0" layoutInCell="1" allowOverlap="1" wp14:anchorId="7536F511" wp14:editId="58648ECD">
+            <wp:simplePos x="0" y="0"/>
+            <wp:positionH relativeFrom="column">
+              <wp:posOffset>3314065</wp:posOffset>
+            </wp:positionH>
+            <wp:positionV relativeFrom="paragraph">
+              <wp:posOffset>54610</wp:posOffset>
+            </wp:positionV>
+            <wp:extent cx="2340475" cy="548640"/>
+            <wp:effectExtent l="0" t="0" r="0" b="0"/>
+            <wp:wrapNone/>
+            <wp:docPr id="1" name="Picture 1" descr="C:\Users\a131m\Downloads\marlete.png"/>
+            <wp:cNvGraphicFramePr>
+              <a:graphicFrameLocks xmlns:a="http://schemas.openxmlformats.org/drawingml/2006/main" noChangeAspect="1"/>
+            </wp:cNvGraphicFramePr>
+            <a:graphic xmlns:a="http://schemas.openxmlformats.org/drawingml/2006/main">
+              <a:graphicData uri="http://schemas.openxmlformats.org/drawingml/2006/picture">
+                <pic:pic xmlns:pic="http://schemas.openxmlformats.org/drawingml/2006/picture">
+                  <pic:nvPicPr>
+                    <pic:cNvPr id="0" name="Picture 1" descr="C:\Users\a131m\Downloads\marlete.png"/>
+                    <pic:cNvPicPr>
+                      <a:picLocks noChangeAspect="1" noChangeArrowheads="1"/>
+                    </pic:cNvPicPr>
+                  </pic:nvPicPr>
+                  <pic:blipFill>
+                    <a:blip r:embed="rId6" cstate="print">
+                      <a:extLst>
+                        <a:ext uri="{28A0092B-C50C-407E-A947-70E740481C1C}">
+                          <a14:useLocalDpi xmlns:a14="http://schemas.microsoft.com/office/drawing/2010/main" val="0"/>
+                        </a:ext>
+                      </a:extLst>
+                    </a:blip>
+                    <a:srcRect/>
+                    <a:stretch>
+                      <a:fillRect/>
+                    </a:stretch>
+                  </pic:blipFill>
+                  <pic:spPr bwMode="auto">
+                    <a:xfrm>
+                      <a:off x="0" y="0"/>
+                      <a:ext cx="2340475" cy="548640"/>
+                    </a:xfrm>
+                    <a:prstGeom prst="rect">
+                      <a:avLst/>
+                    </a:prstGeom>
+                    <a:noFill/>
+                    <a:ln>
+                      <a:noFill/>
+                    </a:ln>
+                  </pic:spPr>
+                </pic:pic>
+              </a:graphicData>
+            </a:graphic>
+            <wp14:sizeRelH relativeFrom="margin">
+              <wp14:pctWidth>0</wp14:pctWidth>
+            </wp14:sizeRelH>
+            <wp14:sizeRelV relativeFrom="margin">
+              <wp14:pctHeight>0</wp14:pctHeight>
+            </wp14:sizeRelV>
+          </wp:anchor>
+        </w:drawing>
+      </w:r>
+    </w:p>
+    <w:p>
+      <w:pPr>
+        <w:pStyle w:val="NoSpacing"/>
+      </w:pPr>
+    </w:p>
+    <w:p>
+      <w:pPr>
+        <w:pStyle w:val="NoSpacing"/>
         <w:rPr>
           <w:lang w:eastAsia="pt-BR"/>
         </w:rPr>
@@ -710,57 +719,21 @@
     </w:p>
     <w:p>
       <w:pPr>
-        <w:pStyle w:val="SemEspaamento"/>
-        <w:rPr>
-          <w:lang w:eastAsia="pt-BR"/>
-        </w:rPr>
-      </w:pPr>
-      <w:r>
-        <w:rPr>
-          <w:lang w:eastAsia="pt-BR"/>
-        </w:rPr>
-        <w:t xml:space="preserve"> Ariane </w:t>
-      </w:r>
-      <w:proofErr w:type="spellStart"/>
-      <w:r>
-        <w:rPr>
-          <w:lang w:eastAsia="pt-BR"/>
-        </w:rPr>
-        <w:t>Fidêncio</w:t>
-      </w:r>
-      <w:proofErr w:type="spellEnd"/>
-      <w:r>
-        <w:rPr>
-          <w:lang w:eastAsia="pt-BR"/>
-        </w:rPr>
-        <w:t xml:space="preserve">                                                                            </w:t>
-      </w:r>
-      <w:proofErr w:type="spellStart"/>
-      <w:r>
-        <w:rPr>
-          <w:lang w:eastAsia="pt-BR"/>
-        </w:rPr>
-        <w:t>Marlete</w:t>
-      </w:r>
-      <w:proofErr w:type="spellEnd"/>
-      <w:r>
-        <w:rPr>
-          <w:lang w:eastAsia="pt-BR"/>
-        </w:rPr>
-        <w:t xml:space="preserve"> </w:t>
-      </w:r>
-      <w:proofErr w:type="spellStart"/>
-      <w:r>
-        <w:rPr>
-          <w:lang w:eastAsia="pt-BR"/>
-        </w:rPr>
-        <w:t>Fidêncio</w:t>
-      </w:r>
-      <w:proofErr w:type="spellEnd"/>
-    </w:p>
-    <w:p>
-      <w:pPr>
-        <w:pStyle w:val="SemEspaamento"/>
+        <w:pStyle w:val="NoSpacing"/>
+        <w:rPr>
+          <w:lang w:eastAsia="pt-BR"/>
+        </w:rPr>
+      </w:pPr>
+      <w:r>
+        <w:rPr>
+          <w:lang w:eastAsia="pt-BR"/>
+        </w:rPr>
+        <w:t xml:space="preserve"> Ariane Fidêncio                                                                            Marlete Fidêncio</w:t>
+      </w:r>
+    </w:p>
+    <w:p>
+      <w:pPr>
+        <w:pStyle w:val="NoSpacing"/>
         <w:rPr>
           <w:lang w:eastAsia="pt-BR"/>
         </w:rPr>
@@ -774,12 +747,12 @@
     </w:p>
     <w:p>
       <w:pPr>
-        <w:pStyle w:val="SemEspaamento"/>
-      </w:pPr>
-    </w:p>
-    <w:p>
-      <w:pPr>
-        <w:pStyle w:val="SemEspaamento"/>
+        <w:pStyle w:val="NoSpacing"/>
+      </w:pPr>
+    </w:p>
+    <w:p>
+      <w:pPr>
+        <w:pStyle w:val="NoSpacing"/>
       </w:pPr>
     </w:p>
     <w:sectPr>
@@ -798,7 +771,7 @@
 </file>
 
 <file path=word/styles.xml><?xml version="1.0" encoding="utf-8"?>
-<w:styles xmlns:r="http://schemas.openxmlformats.org/officeDocument/2006/relationships" xmlns:w="http://schemas.openxmlformats.org/wordprocessingml/2006/main">
+<w:styles xmlns:mc="http://schemas.openxmlformats.org/markup-compatibility/2006" xmlns:r="http://schemas.openxmlformats.org/officeDocument/2006/relationships" xmlns:w="http://schemas.openxmlformats.org/wordprocessingml/2006/main" xmlns:w14="http://schemas.microsoft.com/office/word/2010/wordml" xmlns:w15="http://schemas.microsoft.com/office/word/2012/wordml" mc:Ignorable="w14 w15">
   <w:docDefaults>
     <w:rPrDefault>
       <w:rPr>
@@ -814,144 +787,378 @@
       </w:pPr>
     </w:pPrDefault>
   </w:docDefaults>
-  <w:latentStyles w:defLockedState="0" w:defUIPriority="99" w:defSemiHidden="1" w:defUnhideWhenUsed="1" w:defQFormat="0" w:count="267">
-    <w:lsdException w:name="Normal" w:semiHidden="0" w:uiPriority="0" w:unhideWhenUsed="0" w:qFormat="1"/>
-    <w:lsdException w:name="heading 1" w:semiHidden="0" w:uiPriority="9" w:unhideWhenUsed="0" w:qFormat="1"/>
-    <w:lsdException w:name="heading 2" w:uiPriority="9" w:qFormat="1"/>
-    <w:lsdException w:name="heading 3" w:uiPriority="9" w:qFormat="1"/>
-    <w:lsdException w:name="heading 4" w:uiPriority="9" w:qFormat="1"/>
-    <w:lsdException w:name="heading 5" w:uiPriority="9" w:qFormat="1"/>
-    <w:lsdException w:name="heading 6" w:uiPriority="9" w:qFormat="1"/>
-    <w:lsdException w:name="heading 7" w:uiPriority="9" w:qFormat="1"/>
-    <w:lsdException w:name="heading 8" w:uiPriority="9" w:qFormat="1"/>
-    <w:lsdException w:name="heading 9" w:uiPriority="9" w:qFormat="1"/>
-    <w:lsdException w:name="toc 1" w:uiPriority="39"/>
-    <w:lsdException w:name="toc 2" w:uiPriority="39"/>
-    <w:lsdException w:name="toc 3" w:uiPriority="39"/>
-    <w:lsdException w:name="toc 4" w:uiPriority="39"/>
-    <w:lsdException w:name="toc 5" w:uiPriority="39"/>
-    <w:lsdException w:name="toc 6" w:uiPriority="39"/>
-    <w:lsdException w:name="toc 7" w:uiPriority="39"/>
-    <w:lsdException w:name="toc 8" w:uiPriority="39"/>
-    <w:lsdException w:name="toc 9" w:uiPriority="39"/>
-    <w:lsdException w:name="caption" w:uiPriority="35" w:qFormat="1"/>
-    <w:lsdException w:name="Title" w:semiHidden="0" w:uiPriority="10" w:unhideWhenUsed="0" w:qFormat="1"/>
-    <w:lsdException w:name="Default Paragraph Font" w:uiPriority="1"/>
-    <w:lsdException w:name="Subtitle" w:semiHidden="0" w:uiPriority="11" w:unhideWhenUsed="0" w:qFormat="1"/>
-    <w:lsdException w:name="Strong" w:semiHidden="0" w:uiPriority="22" w:unhideWhenUsed="0" w:qFormat="1"/>
-    <w:lsdException w:name="Emphasis" w:semiHidden="0" w:uiPriority="20" w:unhideWhenUsed="0" w:qFormat="1"/>
-    <w:lsdException w:name="Table Grid" w:semiHidden="0" w:uiPriority="39" w:unhideWhenUsed="0"/>
-    <w:lsdException w:name="Placeholder Text" w:unhideWhenUsed="0"/>
-    <w:lsdException w:name="No Spacing" w:semiHidden="0" w:uiPriority="1" w:unhideWhenUsed="0" w:qFormat="1"/>
-    <w:lsdException w:name="Light Shading" w:semiHidden="0" w:uiPriority="60" w:unhideWhenUsed="0"/>
-    <w:lsdException w:name="Light List" w:semiHidden="0" w:uiPriority="61" w:unhideWhenUsed="0"/>
-    <w:lsdException w:name="Light Grid" w:semiHidden="0" w:uiPriority="62" w:unhideWhenUsed="0"/>
-    <w:lsdException w:name="Medium Shading 1" w:semiHidden="0" w:uiPriority="63" w:unhideWhenUsed="0"/>
-    <w:lsdException w:name="Medium Shading 2" w:semiHidden="0" w:uiPriority="64" w:unhideWhenUsed="0"/>
-    <w:lsdException w:name="Medium List 1" w:semiHidden="0" w:uiPriority="65" w:unhideWhenUsed="0"/>
-    <w:lsdException w:name="Medium List 2" w:semiHidden="0" w:uiPriority="66" w:unhideWhenUsed="0"/>
-    <w:lsdException w:name="Medium Grid 1" w:semiHidden="0" w:uiPriority="67" w:unhideWhenUsed="0"/>
-    <w:lsdException w:name="Medium Grid 2" w:semiHidden="0" w:uiPriority="68" w:unhideWhenUsed="0"/>
-    <w:lsdException w:name="Medium Grid 3" w:semiHidden="0" w:uiPriority="69" w:unhideWhenUsed="0"/>
-    <w:lsdException w:name="Dark List" w:semiHidden="0" w:uiPriority="70" w:unhideWhenUsed="0"/>
-    <w:lsdException w:name="Colorful Shading" w:semiHidden="0" w:uiPriority="71" w:unhideWhenUsed="0"/>
-    <w:lsdException w:name="Colorful List" w:semiHidden="0" w:uiPriority="72" w:unhideWhenUsed="0"/>
-    <w:lsdException w:name="Colorful Grid" w:semiHidden="0" w:uiPriority="73" w:unhideWhenUsed="0"/>
-    <w:lsdException w:name="Light Shading Accent 1" w:semiHidden="0" w:uiPriority="60" w:unhideWhenUsed="0"/>
-    <w:lsdException w:name="Light List Accent 1" w:semiHidden="0" w:uiPriority="61" w:unhideWhenUsed="0"/>
-    <w:lsdException w:name="Light Grid Accent 1" w:semiHidden="0" w:uiPriority="62" w:unhideWhenUsed="0"/>
-    <w:lsdException w:name="Medium Shading 1 Accent 1" w:semiHidden="0" w:uiPriority="63" w:unhideWhenUsed="0"/>
-    <w:lsdException w:name="Medium Shading 2 Accent 1" w:semiHidden="0" w:uiPriority="64" w:unhideWhenUsed="0"/>
-    <w:lsdException w:name="Medium List 1 Accent 1" w:semiHidden="0" w:uiPriority="65" w:unhideWhenUsed="0"/>
-    <w:lsdException w:name="Revision" w:unhideWhenUsed="0"/>
-    <w:lsdException w:name="List Paragraph" w:semiHidden="0" w:uiPriority="34" w:unhideWhenUsed="0" w:qFormat="1"/>
-    <w:lsdException w:name="Quote" w:semiHidden="0" w:uiPriority="29" w:unhideWhenUsed="0" w:qFormat="1"/>
-    <w:lsdException w:name="Intense Quote" w:semiHidden="0" w:uiPriority="30" w:unhideWhenUsed="0" w:qFormat="1"/>
-    <w:lsdException w:name="Medium List 2 Accent 1" w:semiHidden="0" w:uiPriority="66" w:unhideWhenUsed="0"/>
-    <w:lsdException w:name="Medium Grid 1 Accent 1" w:semiHidden="0" w:uiPriority="67" w:unhideWhenUsed="0"/>
-    <w:lsdException w:name="Medium Grid 2 Accent 1" w:semiHidden="0" w:uiPriority="68" w:unhideWhenUsed="0"/>
-    <w:lsdException w:name="Medium Grid 3 Accent 1" w:semiHidden="0" w:uiPriority="69" w:unhideWhenUsed="0"/>
-    <w:lsdException w:name="Dark List Accent 1" w:semiHidden="0" w:uiPriority="70" w:unhideWhenUsed="0"/>
-    <w:lsdException w:name="Colorful Shading Accent 1" w:semiHidden="0" w:uiPriority="71" w:unhideWhenUsed="0"/>
-    <w:lsdException w:name="Colorful List Accent 1" w:semiHidden="0" w:uiPriority="72" w:unhideWhenUsed="0"/>
-    <w:lsdException w:name="Colorful Grid Accent 1" w:semiHidden="0" w:uiPriority="73" w:unhideWhenUsed="0"/>
-    <w:lsdException w:name="Light Shading Accent 2" w:semiHidden="0" w:uiPriority="60" w:unhideWhenUsed="0"/>
-    <w:lsdException w:name="Light List Accent 2" w:semiHidden="0" w:uiPriority="61" w:unhideWhenUsed="0"/>
-    <w:lsdException w:name="Light Grid Accent 2" w:semiHidden="0" w:uiPriority="62" w:unhideWhenUsed="0"/>
-    <w:lsdException w:name="Medium Shading 1 Accent 2" w:semiHidden="0" w:uiPriority="63" w:unhideWhenUsed="0"/>
-    <w:lsdException w:name="Medium Shading 2 Accent 2" w:semiHidden="0" w:uiPriority="64" w:unhideWhenUsed="0"/>
-    <w:lsdException w:name="Medium List 1 Accent 2" w:semiHidden="0" w:uiPriority="65" w:unhideWhenUsed="0"/>
-    <w:lsdException w:name="Medium List 2 Accent 2" w:semiHidden="0" w:uiPriority="66" w:unhideWhenUsed="0"/>
-    <w:lsdException w:name="Medium Grid 1 Accent 2" w:semiHidden="0" w:uiPriority="67" w:unhideWhenUsed="0"/>
-    <w:lsdException w:name="Medium Grid 2 Accent 2" w:semiHidden="0" w:uiPriority="68" w:unhideWhenUsed="0"/>
-    <w:lsdException w:name="Medium Grid 3 Accent 2" w:semiHidden="0" w:uiPriority="69" w:unhideWhenUsed="0"/>
-    <w:lsdException w:name="Dark List Accent 2" w:semiHidden="0" w:uiPriority="70" w:unhideWhenUsed="0"/>
-    <w:lsdException w:name="Colorful Shading Accent 2" w:semiHidden="0" w:uiPriority="71" w:unhideWhenUsed="0"/>
-    <w:lsdException w:name="Colorful List Accent 2" w:semiHidden="0" w:uiPriority="72" w:unhideWhenUsed="0"/>
-    <w:lsdException w:name="Colorful Grid Accent 2" w:semiHidden="0" w:uiPriority="73" w:unhideWhenUsed="0"/>
-    <w:lsdException w:name="Light Shading Accent 3" w:semiHidden="0" w:uiPriority="60" w:unhideWhenUsed="0"/>
-    <w:lsdException w:name="Light List Accent 3" w:semiHidden="0" w:uiPriority="61" w:unhideWhenUsed="0"/>
-    <w:lsdException w:name="Light Grid Accent 3" w:semiHidden="0" w:uiPriority="62" w:unhideWhenUsed="0"/>
-    <w:lsdException w:name="Medium Shading 1 Accent 3" w:semiHidden="0" w:uiPriority="63" w:unhideWhenUsed="0"/>
-    <w:lsdException w:name="Medium Shading 2 Accent 3" w:semiHidden="0" w:uiPriority="64" w:unhideWhenUsed="0"/>
-    <w:lsdException w:name="Medium List 1 Accent 3" w:semiHidden="0" w:uiPriority="65" w:unhideWhenUsed="0"/>
-    <w:lsdException w:name="Medium List 2 Accent 3" w:semiHidden="0" w:uiPriority="66" w:unhideWhenUsed="0"/>
-    <w:lsdException w:name="Medium Grid 1 Accent 3" w:semiHidden="0" w:uiPriority="67" w:unhideWhenUsed="0"/>
-    <w:lsdException w:name="Medium Grid 2 Accent 3" w:semiHidden="0" w:uiPriority="68" w:unhideWhenUsed="0"/>
-    <w:lsdException w:name="Medium Grid 3 Accent 3" w:semiHidden="0" w:uiPriority="69" w:unhideWhenUsed="0"/>
-    <w:lsdException w:name="Dark List Accent 3" w:semiHidden="0" w:uiPriority="70" w:unhideWhenUsed="0"/>
-    <w:lsdException w:name="Colorful Shading Accent 3" w:semiHidden="0" w:uiPriority="71" w:unhideWhenUsed="0"/>
-    <w:lsdException w:name="Colorful List Accent 3" w:semiHidden="0" w:uiPriority="72" w:unhideWhenUsed="0"/>
-    <w:lsdException w:name="Colorful Grid Accent 3" w:semiHidden="0" w:uiPriority="73" w:unhideWhenUsed="0"/>
-    <w:lsdException w:name="Light Shading Accent 4" w:semiHidden="0" w:uiPriority="60" w:unhideWhenUsed="0"/>
-    <w:lsdException w:name="Light List Accent 4" w:semiHidden="0" w:uiPriority="61" w:unhideWhenUsed="0"/>
-    <w:lsdException w:name="Light Grid Accent 4" w:semiHidden="0" w:uiPriority="62" w:unhideWhenUsed="0"/>
-    <w:lsdException w:name="Medium Shading 1 Accent 4" w:semiHidden="0" w:uiPriority="63" w:unhideWhenUsed="0"/>
-    <w:lsdException w:name="Medium Shading 2 Accent 4" w:semiHidden="0" w:uiPriority="64" w:unhideWhenUsed="0"/>
-    <w:lsdException w:name="Medium List 1 Accent 4" w:semiHidden="0" w:uiPriority="65" w:unhideWhenUsed="0"/>
-    <w:lsdException w:name="Medium List 2 Accent 4" w:semiHidden="0" w:uiPriority="66" w:unhideWhenUsed="0"/>
-    <w:lsdException w:name="Medium Grid 1 Accent 4" w:semiHidden="0" w:uiPriority="67" w:unhideWhenUsed="0"/>
-    <w:lsdException w:name="Medium Grid 2 Accent 4" w:semiHidden="0" w:uiPriority="68" w:unhideWhenUsed="0"/>
-    <w:lsdException w:name="Medium Grid 3 Accent 4" w:semiHidden="0" w:uiPriority="69" w:unhideWhenUsed="0"/>
-    <w:lsdException w:name="Dark List Accent 4" w:semiHidden="0" w:uiPriority="70" w:unhideWhenUsed="0"/>
-    <w:lsdException w:name="Colorful Shading Accent 4" w:semiHidden="0" w:uiPriority="71" w:unhideWhenUsed="0"/>
-    <w:lsdException w:name="Colorful List Accent 4" w:semiHidden="0" w:uiPriority="72" w:unhideWhenUsed="0"/>
-    <w:lsdException w:name="Colorful Grid Accent 4" w:semiHidden="0" w:uiPriority="73" w:unhideWhenUsed="0"/>
-    <w:lsdException w:name="Light Shading Accent 5" w:semiHidden="0" w:uiPriority="60" w:unhideWhenUsed="0"/>
-    <w:lsdException w:name="Light List Accent 5" w:semiHidden="0" w:uiPriority="61" w:unhideWhenUsed="0"/>
-    <w:lsdException w:name="Light Grid Accent 5" w:semiHidden="0" w:uiPriority="62" w:unhideWhenUsed="0"/>
-    <w:lsdException w:name="Medium Shading 1 Accent 5" w:semiHidden="0" w:uiPriority="63" w:unhideWhenUsed="0"/>
-    <w:lsdException w:name="Medium Shading 2 Accent 5" w:semiHidden="0" w:uiPriority="64" w:unhideWhenUsed="0"/>
-    <w:lsdException w:name="Medium List 1 Accent 5" w:semiHidden="0" w:uiPriority="65" w:unhideWhenUsed="0"/>
-    <w:lsdException w:name="Medium List 2 Accent 5" w:semiHidden="0" w:uiPriority="66" w:unhideWhenUsed="0"/>
-    <w:lsdException w:name="Medium Grid 1 Accent 5" w:semiHidden="0" w:uiPriority="67" w:unhideWhenUsed="0"/>
-    <w:lsdException w:name="Medium Grid 2 Accent 5" w:semiHidden="0" w:uiPriority="68" w:unhideWhenUsed="0"/>
-    <w:lsdException w:name="Medium Grid 3 Accent 5" w:semiHidden="0" w:uiPriority="69" w:unhideWhenUsed="0"/>
-    <w:lsdException w:name="Dark List Accent 5" w:semiHidden="0" w:uiPriority="70" w:unhideWhenUsed="0"/>
-    <w:lsdException w:name="Colorful Shading Accent 5" w:semiHidden="0" w:uiPriority="71" w:unhideWhenUsed="0"/>
-    <w:lsdException w:name="Colorful List Accent 5" w:semiHidden="0" w:uiPriority="72" w:unhideWhenUsed="0"/>
-    <w:lsdException w:name="Colorful Grid Accent 5" w:semiHidden="0" w:uiPriority="73" w:unhideWhenUsed="0"/>
-    <w:lsdException w:name="Light Shading Accent 6" w:semiHidden="0" w:uiPriority="60" w:unhideWhenUsed="0"/>
-    <w:lsdException w:name="Light List Accent 6" w:semiHidden="0" w:uiPriority="61" w:unhideWhenUsed="0"/>
-    <w:lsdException w:name="Light Grid Accent 6" w:semiHidden="0" w:uiPriority="62" w:unhideWhenUsed="0"/>
-    <w:lsdException w:name="Medium Shading 1 Accent 6" w:semiHidden="0" w:uiPriority="63" w:unhideWhenUsed="0"/>
-    <w:lsdException w:name="Medium Shading 2 Accent 6" w:semiHidden="0" w:uiPriority="64" w:unhideWhenUsed="0"/>
-    <w:lsdException w:name="Medium List 1 Accent 6" w:semiHidden="0" w:uiPriority="65" w:unhideWhenUsed="0"/>
-    <w:lsdException w:name="Medium List 2 Accent 6" w:semiHidden="0" w:uiPriority="66" w:unhideWhenUsed="0"/>
-    <w:lsdException w:name="Medium Grid 1 Accent 6" w:semiHidden="0" w:uiPriority="67" w:unhideWhenUsed="0"/>
-    <w:lsdException w:name="Medium Grid 2 Accent 6" w:semiHidden="0" w:uiPriority="68" w:unhideWhenUsed="0"/>
-    <w:lsdException w:name="Medium Grid 3 Accent 6" w:semiHidden="0" w:uiPriority="69" w:unhideWhenUsed="0"/>
-    <w:lsdException w:name="Dark List Accent 6" w:semiHidden="0" w:uiPriority="70" w:unhideWhenUsed="0"/>
-    <w:lsdException w:name="Colorful Shading Accent 6" w:semiHidden="0" w:uiPriority="71" w:unhideWhenUsed="0"/>
-    <w:lsdException w:name="Colorful List Accent 6" w:semiHidden="0" w:uiPriority="72" w:unhideWhenUsed="0"/>
-    <w:lsdException w:name="Colorful Grid Accent 6" w:semiHidden="0" w:uiPriority="73" w:unhideWhenUsed="0"/>
-    <w:lsdException w:name="Subtle Emphasis" w:semiHidden="0" w:uiPriority="19" w:unhideWhenUsed="0" w:qFormat="1"/>
-    <w:lsdException w:name="Intense Emphasis" w:semiHidden="0" w:uiPriority="21" w:unhideWhenUsed="0" w:qFormat="1"/>
-    <w:lsdException w:name="Subtle Reference" w:semiHidden="0" w:uiPriority="31" w:unhideWhenUsed="0" w:qFormat="1"/>
-    <w:lsdException w:name="Intense Reference" w:semiHidden="0" w:uiPriority="32" w:unhideWhenUsed="0" w:qFormat="1"/>
-    <w:lsdException w:name="Book Title" w:semiHidden="0" w:uiPriority="33" w:unhideWhenUsed="0" w:qFormat="1"/>
-    <w:lsdException w:name="Bibliography" w:uiPriority="37"/>
-    <w:lsdException w:name="TOC Heading" w:uiPriority="39" w:qFormat="1"/>
+  <w:latentStyles w:defLockedState="0" w:defUIPriority="99" w:defSemiHidden="0" w:defUnhideWhenUsed="0" w:defQFormat="0" w:count="371">
+    <w:lsdException w:name="Normal" w:uiPriority="0" w:qFormat="1"/>
+    <w:lsdException w:name="heading 1" w:uiPriority="9" w:qFormat="1"/>
+    <w:lsdException w:name="heading 2" w:semiHidden="1" w:uiPriority="9" w:unhideWhenUsed="1" w:qFormat="1"/>
+    <w:lsdException w:name="heading 3" w:semiHidden="1" w:uiPriority="9" w:unhideWhenUsed="1" w:qFormat="1"/>
+    <w:lsdException w:name="heading 4" w:semiHidden="1" w:uiPriority="9" w:unhideWhenUsed="1" w:qFormat="1"/>
+    <w:lsdException w:name="heading 5" w:semiHidden="1" w:uiPriority="9" w:unhideWhenUsed="1" w:qFormat="1"/>
+    <w:lsdException w:name="heading 6" w:semiHidden="1" w:uiPriority="9" w:unhideWhenUsed="1" w:qFormat="1"/>
+    <w:lsdException w:name="heading 7" w:semiHidden="1" w:uiPriority="9" w:unhideWhenUsed="1" w:qFormat="1"/>
+    <w:lsdException w:name="heading 8" w:semiHidden="1" w:uiPriority="9" w:unhideWhenUsed="1" w:qFormat="1"/>
+    <w:lsdException w:name="heading 9" w:semiHidden="1" w:uiPriority="9" w:unhideWhenUsed="1" w:qFormat="1"/>
+    <w:lsdException w:name="index 1" w:semiHidden="1" w:unhideWhenUsed="1"/>
+    <w:lsdException w:name="index 2" w:semiHidden="1" w:unhideWhenUsed="1"/>
+    <w:lsdException w:name="index 3" w:semiHidden="1" w:unhideWhenUsed="1"/>
+    <w:lsdException w:name="index 4" w:semiHidden="1" w:unhideWhenUsed="1"/>
+    <w:lsdException w:name="index 5" w:semiHidden="1" w:unhideWhenUsed="1"/>
+    <w:lsdException w:name="index 6" w:semiHidden="1" w:unhideWhenUsed="1"/>
+    <w:lsdException w:name="index 7" w:semiHidden="1" w:unhideWhenUsed="1"/>
+    <w:lsdException w:name="index 8" w:semiHidden="1" w:unhideWhenUsed="1"/>
+    <w:lsdException w:name="index 9" w:semiHidden="1" w:unhideWhenUsed="1"/>
+    <w:lsdException w:name="toc 1" w:semiHidden="1" w:uiPriority="39" w:unhideWhenUsed="1"/>
+    <w:lsdException w:name="toc 2" w:semiHidden="1" w:uiPriority="39" w:unhideWhenUsed="1"/>
+    <w:lsdException w:name="toc 3" w:semiHidden="1" w:uiPriority="39" w:unhideWhenUsed="1"/>
+    <w:lsdException w:name="toc 4" w:semiHidden="1" w:uiPriority="39" w:unhideWhenUsed="1"/>
+    <w:lsdException w:name="toc 5" w:semiHidden="1" w:uiPriority="39" w:unhideWhenUsed="1"/>
+    <w:lsdException w:name="toc 6" w:semiHidden="1" w:uiPriority="39" w:unhideWhenUsed="1"/>
+    <w:lsdException w:name="toc 7" w:semiHidden="1" w:uiPriority="39" w:unhideWhenUsed="1"/>
+    <w:lsdException w:name="toc 8" w:semiHidden="1" w:uiPriority="39" w:unhideWhenUsed="1"/>
+    <w:lsdException w:name="toc 9" w:semiHidden="1" w:uiPriority="39" w:unhideWhenUsed="1"/>
+    <w:lsdException w:name="Normal Indent" w:semiHidden="1" w:unhideWhenUsed="1"/>
+    <w:lsdException w:name="footnote text" w:semiHidden="1" w:unhideWhenUsed="1"/>
+    <w:lsdException w:name="annotation text" w:semiHidden="1" w:unhideWhenUsed="1"/>
+    <w:lsdException w:name="header" w:semiHidden="1" w:unhideWhenUsed="1"/>
+    <w:lsdException w:name="footer" w:semiHidden="1" w:unhideWhenUsed="1"/>
+    <w:lsdException w:name="index heading" w:semiHidden="1" w:unhideWhenUsed="1"/>
+    <w:lsdException w:name="caption" w:semiHidden="1" w:uiPriority="35" w:unhideWhenUsed="1" w:qFormat="1"/>
+    <w:lsdException w:name="table of figures" w:semiHidden="1" w:unhideWhenUsed="1"/>
+    <w:lsdException w:name="envelope address" w:semiHidden="1" w:unhideWhenUsed="1"/>
+    <w:lsdException w:name="envelope return" w:semiHidden="1" w:unhideWhenUsed="1"/>
+    <w:lsdException w:name="footnote reference" w:semiHidden="1" w:unhideWhenUsed="1"/>
+    <w:lsdException w:name="annotation reference" w:semiHidden="1" w:unhideWhenUsed="1"/>
+    <w:lsdException w:name="line number" w:semiHidden="1" w:unhideWhenUsed="1"/>
+    <w:lsdException w:name="page number" w:semiHidden="1" w:unhideWhenUsed="1"/>
+    <w:lsdException w:name="endnote reference" w:semiHidden="1" w:unhideWhenUsed="1"/>
+    <w:lsdException w:name="endnote text" w:semiHidden="1" w:unhideWhenUsed="1"/>
+    <w:lsdException w:name="table of authorities" w:semiHidden="1" w:unhideWhenUsed="1"/>
+    <w:lsdException w:name="macro" w:semiHidden="1" w:unhideWhenUsed="1"/>
+    <w:lsdException w:name="toa heading" w:semiHidden="1" w:unhideWhenUsed="1"/>
+    <w:lsdException w:name="List" w:semiHidden="1" w:unhideWhenUsed="1"/>
+    <w:lsdException w:name="List Bullet" w:semiHidden="1" w:unhideWhenUsed="1"/>
+    <w:lsdException w:name="List Number" w:semiHidden="1" w:unhideWhenUsed="1"/>
+    <w:lsdException w:name="List 2" w:semiHidden="1" w:unhideWhenUsed="1"/>
+    <w:lsdException w:name="List 3" w:semiHidden="1" w:unhideWhenUsed="1"/>
+    <w:lsdException w:name="List 4" w:semiHidden="1" w:unhideWhenUsed="1"/>
+    <w:lsdException w:name="List 5" w:semiHidden="1" w:unhideWhenUsed="1"/>
+    <w:lsdException w:name="List Bullet 2" w:semiHidden="1" w:unhideWhenUsed="1"/>
+    <w:lsdException w:name="List Bullet 3" w:semiHidden="1" w:unhideWhenUsed="1"/>
+    <w:lsdException w:name="List Bullet 4" w:semiHidden="1" w:unhideWhenUsed="1"/>
+    <w:lsdException w:name="List Bullet 5" w:semiHidden="1" w:unhideWhenUsed="1"/>
+    <w:lsdException w:name="List Number 2" w:semiHidden="1" w:unhideWhenUsed="1"/>
+    <w:lsdException w:name="List Number 3" w:semiHidden="1" w:unhideWhenUsed="1"/>
+    <w:lsdException w:name="List Number 4" w:semiHidden="1" w:unhideWhenUsed="1"/>
+    <w:lsdException w:name="List Number 5" w:semiHidden="1" w:unhideWhenUsed="1"/>
+    <w:lsdException w:name="Title" w:uiPriority="10" w:qFormat="1"/>
+    <w:lsdException w:name="Closing" w:semiHidden="1" w:unhideWhenUsed="1"/>
+    <w:lsdException w:name="Signature" w:semiHidden="1" w:unhideWhenUsed="1"/>
+    <w:lsdException w:name="Default Paragraph Font" w:semiHidden="1" w:uiPriority="1" w:unhideWhenUsed="1"/>
+    <w:lsdException w:name="Body Text" w:semiHidden="1" w:unhideWhenUsed="1"/>
+    <w:lsdException w:name="Body Text Indent" w:semiHidden="1" w:unhideWhenUsed="1"/>
+    <w:lsdException w:name="List Continue" w:semiHidden="1" w:unhideWhenUsed="1"/>
+    <w:lsdException w:name="List Continue 2" w:semiHidden="1" w:unhideWhenUsed="1"/>
+    <w:lsdException w:name="List Continue 3" w:semiHidden="1" w:unhideWhenUsed="1"/>
+    <w:lsdException w:name="List Continue 4" w:semiHidden="1" w:unhideWhenUsed="1"/>
+    <w:lsdException w:name="List Continue 5" w:semiHidden="1" w:unhideWhenUsed="1"/>
+    <w:lsdException w:name="Message Header" w:semiHidden="1" w:unhideWhenUsed="1"/>
+    <w:lsdException w:name="Subtitle" w:uiPriority="11" w:qFormat="1"/>
+    <w:lsdException w:name="Salutation" w:semiHidden="1" w:unhideWhenUsed="1"/>
+    <w:lsdException w:name="Date" w:semiHidden="1" w:unhideWhenUsed="1"/>
+    <w:lsdException w:name="Body Text First Indent" w:semiHidden="1" w:unhideWhenUsed="1"/>
+    <w:lsdException w:name="Body Text First Indent 2" w:semiHidden="1" w:unhideWhenUsed="1"/>
+    <w:lsdException w:name="Note Heading" w:semiHidden="1" w:unhideWhenUsed="1"/>
+    <w:lsdException w:name="Body Text 2" w:semiHidden="1" w:unhideWhenUsed="1"/>
+    <w:lsdException w:name="Body Text 3" w:semiHidden="1" w:unhideWhenUsed="1"/>
+    <w:lsdException w:name="Body Text Indent 2" w:semiHidden="1" w:unhideWhenUsed="1"/>
+    <w:lsdException w:name="Body Text Indent 3" w:semiHidden="1" w:unhideWhenUsed="1"/>
+    <w:lsdException w:name="Block Text" w:semiHidden="1" w:unhideWhenUsed="1"/>
+    <w:lsdException w:name="Hyperlink" w:semiHidden="1" w:unhideWhenUsed="1"/>
+    <w:lsdException w:name="FollowedHyperlink" w:semiHidden="1" w:unhideWhenUsed="1"/>
+    <w:lsdException w:name="Strong" w:uiPriority="22" w:qFormat="1"/>
+    <w:lsdException w:name="Emphasis" w:uiPriority="20" w:qFormat="1"/>
+    <w:lsdException w:name="Document Map" w:semiHidden="1" w:unhideWhenUsed="1"/>
+    <w:lsdException w:name="Plain Text" w:semiHidden="1" w:unhideWhenUsed="1"/>
+    <w:lsdException w:name="E-mail Signature" w:semiHidden="1" w:unhideWhenUsed="1"/>
+    <w:lsdException w:name="HTML Top of Form" w:semiHidden="1" w:unhideWhenUsed="1"/>
+    <w:lsdException w:name="HTML Bottom of Form" w:semiHidden="1" w:unhideWhenUsed="1"/>
+    <w:lsdException w:name="Normal (Web)" w:semiHidden="1" w:unhideWhenUsed="1"/>
+    <w:lsdException w:name="HTML Acronym" w:semiHidden="1" w:unhideWhenUsed="1"/>
+    <w:lsdException w:name="HTML Address" w:semiHidden="1" w:unhideWhenUsed="1"/>
+    <w:lsdException w:name="HTML Cite" w:semiHidden="1" w:unhideWhenUsed="1"/>
+    <w:lsdException w:name="HTML Code" w:semiHidden="1" w:unhideWhenUsed="1"/>
+    <w:lsdException w:name="HTML Definition" w:semiHidden="1" w:unhideWhenUsed="1"/>
+    <w:lsdException w:name="HTML Keyboard" w:semiHidden="1" w:unhideWhenUsed="1"/>
+    <w:lsdException w:name="HTML Preformatted" w:semiHidden="1" w:unhideWhenUsed="1"/>
+    <w:lsdException w:name="HTML Sample" w:semiHidden="1" w:unhideWhenUsed="1"/>
+    <w:lsdException w:name="HTML Typewriter" w:semiHidden="1" w:unhideWhenUsed="1"/>
+    <w:lsdException w:name="HTML Variable" w:semiHidden="1" w:unhideWhenUsed="1"/>
+    <w:lsdException w:name="Normal Table" w:semiHidden="1" w:unhideWhenUsed="1"/>
+    <w:lsdException w:name="annotation subject" w:semiHidden="1" w:unhideWhenUsed="1"/>
+    <w:lsdException w:name="No List" w:semiHidden="1" w:unhideWhenUsed="1"/>
+    <w:lsdException w:name="Outline List 1" w:semiHidden="1" w:unhideWhenUsed="1"/>
+    <w:lsdException w:name="Outline List 2" w:semiHidden="1" w:unhideWhenUsed="1"/>
+    <w:lsdException w:name="Outline List 3" w:semiHidden="1" w:unhideWhenUsed="1"/>
+    <w:lsdException w:name="Table Simple 1" w:semiHidden="1" w:unhideWhenUsed="1"/>
+    <w:lsdException w:name="Table Simple 2" w:semiHidden="1" w:unhideWhenUsed="1"/>
+    <w:lsdException w:name="Table Simple 3" w:semiHidden="1" w:unhideWhenUsed="1"/>
+    <w:lsdException w:name="Table Classic 1" w:semiHidden="1" w:unhideWhenUsed="1"/>
+    <w:lsdException w:name="Table Classic 2" w:semiHidden="1" w:unhideWhenUsed="1"/>
+    <w:lsdException w:name="Table Classic 3" w:semiHidden="1" w:unhideWhenUsed="1"/>
+    <w:lsdException w:name="Table Classic 4" w:semiHidden="1" w:unhideWhenUsed="1"/>
+    <w:lsdException w:name="Table Colorful 1" w:semiHidden="1" w:unhideWhenUsed="1"/>
+    <w:lsdException w:name="Table Colorful 2" w:semiHidden="1" w:unhideWhenUsed="1"/>
+    <w:lsdException w:name="Table Colorful 3" w:semiHidden="1" w:unhideWhenUsed="1"/>
+    <w:lsdException w:name="Table Columns 1" w:semiHidden="1" w:unhideWhenUsed="1"/>
+    <w:lsdException w:name="Table Columns 2" w:semiHidden="1" w:unhideWhenUsed="1"/>
+    <w:lsdException w:name="Table Columns 3" w:semiHidden="1" w:unhideWhenUsed="1"/>
+    <w:lsdException w:name="Table Columns 4" w:semiHidden="1" w:unhideWhenUsed="1"/>
+    <w:lsdException w:name="Table Columns 5" w:semiHidden="1" w:unhideWhenUsed="1"/>
+    <w:lsdException w:name="Table Grid 1" w:semiHidden="1" w:unhideWhenUsed="1"/>
+    <w:lsdException w:name="Table Grid 2" w:semiHidden="1" w:unhideWhenUsed="1"/>
+    <w:lsdException w:name="Table Grid 3" w:semiHidden="1" w:unhideWhenUsed="1"/>
+    <w:lsdException w:name="Table Grid 4" w:semiHidden="1" w:unhideWhenUsed="1"/>
+    <w:lsdException w:name="Table Grid 5" w:semiHidden="1" w:unhideWhenUsed="1"/>
+    <w:lsdException w:name="Table Grid 6" w:semiHidden="1" w:unhideWhenUsed="1"/>
+    <w:lsdException w:name="Table Grid 7" w:semiHidden="1" w:unhideWhenUsed="1"/>
+    <w:lsdException w:name="Table Grid 8" w:semiHidden="1" w:unhideWhenUsed="1"/>
+    <w:lsdException w:name="Table List 1" w:semiHidden="1" w:unhideWhenUsed="1"/>
+    <w:lsdException w:name="Table List 2" w:semiHidden="1" w:unhideWhenUsed="1"/>
+    <w:lsdException w:name="Table List 3" w:semiHidden="1" w:unhideWhenUsed="1"/>
+    <w:lsdException w:name="Table List 4" w:semiHidden="1" w:unhideWhenUsed="1"/>
+    <w:lsdException w:name="Table List 5" w:semiHidden="1" w:unhideWhenUsed="1"/>
+    <w:lsdException w:name="Table List 6" w:semiHidden="1" w:unhideWhenUsed="1"/>
+    <w:lsdException w:name="Table List 7" w:semiHidden="1" w:unhideWhenUsed="1"/>
+    <w:lsdException w:name="Table List 8" w:semiHidden="1" w:unhideWhenUsed="1"/>
+    <w:lsdException w:name="Table 3D effects 1" w:semiHidden="1" w:unhideWhenUsed="1"/>
+    <w:lsdException w:name="Table 3D effects 2" w:semiHidden="1" w:unhideWhenUsed="1"/>
+    <w:lsdException w:name="Table 3D effects 3" w:semiHidden="1" w:unhideWhenUsed="1"/>
+    <w:lsdException w:name="Table Contemporary" w:semiHidden="1" w:unhideWhenUsed="1"/>
+    <w:lsdException w:name="Table Elegant" w:semiHidden="1" w:unhideWhenUsed="1"/>
+    <w:lsdException w:name="Table Professional" w:semiHidden="1" w:unhideWhenUsed="1"/>
+    <w:lsdException w:name="Table Subtle 1" w:semiHidden="1" w:unhideWhenUsed="1"/>
+    <w:lsdException w:name="Table Subtle 2" w:semiHidden="1" w:unhideWhenUsed="1"/>
+    <w:lsdException w:name="Table Web 1" w:semiHidden="1" w:unhideWhenUsed="1"/>
+    <w:lsdException w:name="Table Web 2" w:semiHidden="1" w:unhideWhenUsed="1"/>
+    <w:lsdException w:name="Table Web 3" w:semiHidden="1" w:unhideWhenUsed="1"/>
+    <w:lsdException w:name="Balloon Text" w:semiHidden="1" w:unhideWhenUsed="1"/>
+    <w:lsdException w:name="Table Grid" w:uiPriority="39"/>
+    <w:lsdException w:name="Table Theme" w:semiHidden="1" w:unhideWhenUsed="1"/>
+    <w:lsdException w:name="Placeholder Text" w:semiHidden="1"/>
+    <w:lsdException w:name="No Spacing" w:uiPriority="1" w:qFormat="1"/>
+    <w:lsdException w:name="Light Shading" w:uiPriority="60"/>
+    <w:lsdException w:name="Light List" w:uiPriority="61"/>
+    <w:lsdException w:name="Light Grid" w:uiPriority="62"/>
+    <w:lsdException w:name="Medium Shading 1" w:uiPriority="63"/>
+    <w:lsdException w:name="Medium Shading 2" w:uiPriority="64"/>
+    <w:lsdException w:name="Medium List 1" w:uiPriority="65"/>
+    <w:lsdException w:name="Medium List 2" w:uiPriority="66"/>
+    <w:lsdException w:name="Medium Grid 1" w:uiPriority="67"/>
+    <w:lsdException w:name="Medium Grid 2" w:uiPriority="68"/>
+    <w:lsdException w:name="Medium Grid 3" w:uiPriority="69"/>
+    <w:lsdException w:name="Dark List" w:uiPriority="70"/>
+    <w:lsdException w:name="Colorful Shading" w:uiPriority="71"/>
+    <w:lsdException w:name="Colorful List" w:uiPriority="72"/>
+    <w:lsdException w:name="Colorful Grid" w:uiPriority="73"/>
+    <w:lsdException w:name="Light Shading Accent 1" w:uiPriority="60"/>
+    <w:lsdException w:name="Light List Accent 1" w:uiPriority="61"/>
+    <w:lsdException w:name="Light Grid Accent 1" w:uiPriority="62"/>
+    <w:lsdException w:name="Medium Shading 1 Accent 1" w:uiPriority="63"/>
+    <w:lsdException w:name="Medium Shading 2 Accent 1" w:uiPriority="64"/>
+    <w:lsdException w:name="Medium List 1 Accent 1" w:uiPriority="65"/>
+    <w:lsdException w:name="Revision" w:semiHidden="1"/>
+    <w:lsdException w:name="List Paragraph" w:uiPriority="34" w:qFormat="1"/>
+    <w:lsdException w:name="Quote" w:uiPriority="29" w:qFormat="1"/>
+    <w:lsdException w:name="Intense Quote" w:uiPriority="30" w:qFormat="1"/>
+    <w:lsdException w:name="Medium List 2 Accent 1" w:uiPriority="66"/>
+    <w:lsdException w:name="Medium Grid 1 Accent 1" w:uiPriority="67"/>
+    <w:lsdException w:name="Medium Grid 2 Accent 1" w:uiPriority="68"/>
+    <w:lsdException w:name="Medium Grid 3 Accent 1" w:uiPriority="69"/>
+    <w:lsdException w:name="Dark List Accent 1" w:uiPriority="70"/>
+    <w:lsdException w:name="Colorful Shading Accent 1" w:uiPriority="71"/>
+    <w:lsdException w:name="Colorful List Accent 1" w:uiPriority="72"/>
+    <w:lsdException w:name="Colorful Grid Accent 1" w:uiPriority="73"/>
+    <w:lsdException w:name="Light Shading Accent 2" w:uiPriority="60"/>
+    <w:lsdException w:name="Light List Accent 2" w:uiPriority="61"/>
+    <w:lsdException w:name="Light Grid Accent 2" w:uiPriority="62"/>
+    <w:lsdException w:name="Medium Shading 1 Accent 2" w:uiPriority="63"/>
+    <w:lsdException w:name="Medium Shading 2 Accent 2" w:uiPriority="64"/>
+    <w:lsdException w:name="Medium List 1 Accent 2" w:uiPriority="65"/>
+    <w:lsdException w:name="Medium List 2 Accent 2" w:uiPriority="66"/>
+    <w:lsdException w:name="Medium Grid 1 Accent 2" w:uiPriority="67"/>
+    <w:lsdException w:name="Medium Grid 2 Accent 2" w:uiPriority="68"/>
+    <w:lsdException w:name="Medium Grid 3 Accent 2" w:uiPriority="69"/>
+    <w:lsdException w:name="Dark List Accent 2" w:uiPriority="70"/>
+    <w:lsdException w:name="Colorful Shading Accent 2" w:uiPriority="71"/>
+    <w:lsdException w:name="Colorful List Accent 2" w:uiPriority="72"/>
+    <w:lsdException w:name="Colorful Grid Accent 2" w:uiPriority="73"/>
+    <w:lsdException w:name="Light Shading Accent 3" w:uiPriority="60"/>
+    <w:lsdException w:name="Light List Accent 3" w:uiPriority="61"/>
+    <w:lsdException w:name="Light Grid Accent 3" w:uiPriority="62"/>
+    <w:lsdException w:name="Medium Shading 1 Accent 3" w:uiPriority="63"/>
+    <w:lsdException w:name="Medium Shading 2 Accent 3" w:uiPriority="64"/>
+    <w:lsdException w:name="Medium List 1 Accent 3" w:uiPriority="65"/>
+    <w:lsdException w:name="Medium List 2 Accent 3" w:uiPriority="66"/>
+    <w:lsdException w:name="Medium Grid 1 Accent 3" w:uiPriority="67"/>
+    <w:lsdException w:name="Medium Grid 2 Accent 3" w:uiPriority="68"/>
+    <w:lsdException w:name="Medium Grid 3 Accent 3" w:uiPriority="69"/>
+    <w:lsdException w:name="Dark List Accent 3" w:uiPriority="70"/>
+    <w:lsdException w:name="Colorful Shading Accent 3" w:uiPriority="71"/>
+    <w:lsdException w:name="Colorful List Accent 3" w:uiPriority="72"/>
+    <w:lsdException w:name="Colorful Grid Accent 3" w:uiPriority="73"/>
+    <w:lsdException w:name="Light Shading Accent 4" w:uiPriority="60"/>
+    <w:lsdException w:name="Light List Accent 4" w:uiPriority="61"/>
+    <w:lsdException w:name="Light Grid Accent 4" w:uiPriority="62"/>
+    <w:lsdException w:name="Medium Shading 1 Accent 4" w:uiPriority="63"/>
+    <w:lsdException w:name="Medium Shading 2 Accent 4" w:uiPriority="64"/>
+    <w:lsdException w:name="Medium List 1 Accent 4" w:uiPriority="65"/>
+    <w:lsdException w:name="Medium List 2 Accent 4" w:uiPriority="66"/>
+    <w:lsdException w:name="Medium Grid 1 Accent 4" w:uiPriority="67"/>
+    <w:lsdException w:name="Medium Grid 2 Accent 4" w:uiPriority="68"/>
+    <w:lsdException w:name="Medium Grid 3 Accent 4" w:uiPriority="69"/>
+    <w:lsdException w:name="Dark List Accent 4" w:uiPriority="70"/>
+    <w:lsdException w:name="Colorful Shading Accent 4" w:uiPriority="71"/>
+    <w:lsdException w:name="Colorful List Accent 4" w:uiPriority="72"/>
+    <w:lsdException w:name="Colorful Grid Accent 4" w:uiPriority="73"/>
+    <w:lsdException w:name="Light Shading Accent 5" w:uiPriority="60"/>
+    <w:lsdException w:name="Light List Accent 5" w:uiPriority="61"/>
+    <w:lsdException w:name="Light Grid Accent 5" w:uiPriority="62"/>
+    <w:lsdException w:name="Medium Shading 1 Accent 5" w:uiPriority="63"/>
+    <w:lsdException w:name="Medium Shading 2 Accent 5" w:uiPriority="64"/>
+    <w:lsdException w:name="Medium List 1 Accent 5" w:uiPriority="65"/>
+    <w:lsdException w:name="Medium List 2 Accent 5" w:uiPriority="66"/>
+    <w:lsdException w:name="Medium Grid 1 Accent 5" w:uiPriority="67"/>
+    <w:lsdException w:name="Medium Grid 2 Accent 5" w:uiPriority="68"/>
+    <w:lsdException w:name="Medium Grid 3 Accent 5" w:uiPriority="69"/>
+    <w:lsdException w:name="Dark List Accent 5" w:uiPriority="70"/>
+    <w:lsdException w:name="Colorful Shading Accent 5" w:uiPriority="71"/>
+    <w:lsdException w:name="Colorful List Accent 5" w:uiPriority="72"/>
+    <w:lsdException w:name="Colorful Grid Accent 5" w:uiPriority="73"/>
+    <w:lsdException w:name="Light Shading Accent 6" w:uiPriority="60"/>
+    <w:lsdException w:name="Light List Accent 6" w:uiPriority="61"/>
+    <w:lsdException w:name="Light Grid Accent 6" w:uiPriority="62"/>
+    <w:lsdException w:name="Medium Shading 1 Accent 6" w:uiPriority="63"/>
+    <w:lsdException w:name="Medium Shading 2 Accent 6" w:uiPriority="64"/>
+    <w:lsdException w:name="Medium List 1 Accent 6" w:uiPriority="65"/>
+    <w:lsdException w:name="Medium List 2 Accent 6" w:uiPriority="66"/>
+    <w:lsdException w:name="Medium Grid 1 Accent 6" w:uiPriority="67"/>
+    <w:lsdException w:name="Medium Grid 2 Accent 6" w:uiPriority="68"/>
+    <w:lsdException w:name="Medium Grid 3 Accent 6" w:uiPriority="69"/>
+    <w:lsdException w:name="Dark List Accent 6" w:uiPriority="70"/>
+    <w:lsdException w:name="Colorful Shading Accent 6" w:uiPriority="71"/>
+    <w:lsdException w:name="Colorful List Accent 6" w:uiPriority="72"/>
+    <w:lsdException w:name="Colorful Grid Accent 6" w:uiPriority="73"/>
+    <w:lsdException w:name="Subtle Emphasis" w:uiPriority="19" w:qFormat="1"/>
+    <w:lsdException w:name="Intense Emphasis" w:uiPriority="21" w:qFormat="1"/>
+    <w:lsdException w:name="Subtle Reference" w:uiPriority="31" w:qFormat="1"/>
+    <w:lsdException w:name="Intense Reference" w:uiPriority="32" w:qFormat="1"/>
+    <w:lsdException w:name="Book Title" w:uiPriority="33" w:qFormat="1"/>
+    <w:lsdException w:name="Bibliography" w:semiHidden="1" w:uiPriority="37" w:unhideWhenUsed="1"/>
+    <w:lsdException w:name="TOC Heading" w:semiHidden="1" w:uiPriority="39" w:unhideWhenUsed="1" w:qFormat="1"/>
+    <w:lsdException w:name="Plain Table 1" w:uiPriority="41"/>
+    <w:lsdException w:name="Plain Table 2" w:uiPriority="42"/>
+    <w:lsdException w:name="Plain Table 3" w:uiPriority="43"/>
+    <w:lsdException w:name="Plain Table 4" w:uiPriority="44"/>
+    <w:lsdException w:name="Plain Table 5" w:uiPriority="45"/>
+    <w:lsdException w:name="Grid Table Light" w:uiPriority="40"/>
+    <w:lsdException w:name="Grid Table 1 Light" w:uiPriority="46"/>
+    <w:lsdException w:name="Grid Table 2" w:uiPriority="47"/>
+    <w:lsdException w:name="Grid Table 3" w:uiPriority="48"/>
+    <w:lsdException w:name="Grid Table 4" w:uiPriority="49"/>
+    <w:lsdException w:name="Grid Table 5 Dark" w:uiPriority="50"/>
+    <w:lsdException w:name="Grid Table 6 Colorful" w:uiPriority="51"/>
+    <w:lsdException w:name="Grid Table 7 Colorful" w:uiPriority="52"/>
+    <w:lsdException w:name="Grid Table 1 Light Accent 1" w:uiPriority="46"/>
+    <w:lsdException w:name="Grid Table 2 Accent 1" w:uiPriority="47"/>
+    <w:lsdException w:name="Grid Table 3 Accent 1" w:uiPriority="48"/>
+    <w:lsdException w:name="Grid Table 4 Accent 1" w:uiPriority="49"/>
+    <w:lsdException w:name="Grid Table 5 Dark Accent 1" w:uiPriority="50"/>
+    <w:lsdException w:name="Grid Table 6 Colorful Accent 1" w:uiPriority="51"/>
+    <w:lsdException w:name="Grid Table 7 Colorful Accent 1" w:uiPriority="52"/>
+    <w:lsdException w:name="Grid Table 1 Light Accent 2" w:uiPriority="46"/>
+    <w:lsdException w:name="Grid Table 2 Accent 2" w:uiPriority="47"/>
+    <w:lsdException w:name="Grid Table 3 Accent 2" w:uiPriority="48"/>
+    <w:lsdException w:name="Grid Table 4 Accent 2" w:uiPriority="49"/>
+    <w:lsdException w:name="Grid Table 5 Dark Accent 2" w:uiPriority="50"/>
+    <w:lsdException w:name="Grid Table 6 Colorful Accent 2" w:uiPriority="51"/>
+    <w:lsdException w:name="Grid Table 7 Colorful Accent 2" w:uiPriority="52"/>
+    <w:lsdException w:name="Grid Table 1 Light Accent 3" w:uiPriority="46"/>
+    <w:lsdException w:name="Grid Table 2 Accent 3" w:uiPriority="47"/>
+    <w:lsdException w:name="Grid Table 3 Accent 3" w:uiPriority="48"/>
+    <w:lsdException w:name="Grid Table 4 Accent 3" w:uiPriority="49"/>
+    <w:lsdException w:name="Grid Table 5 Dark Accent 3" w:uiPriority="50"/>
+    <w:lsdException w:name="Grid Table 6 Colorful Accent 3" w:uiPriority="51"/>
+    <w:lsdException w:name="Grid Table 7 Colorful Accent 3" w:uiPriority="52"/>
+    <w:lsdException w:name="Grid Table 1 Light Accent 4" w:uiPriority="46"/>
+    <w:lsdException w:name="Grid Table 2 Accent 4" w:uiPriority="47"/>
+    <w:lsdException w:name="Grid Table 3 Accent 4" w:uiPriority="48"/>
+    <w:lsdException w:name="Grid Table 4 Accent 4" w:uiPriority="49"/>
+    <w:lsdException w:name="Grid Table 5 Dark Accent 4" w:uiPriority="50"/>
+    <w:lsdException w:name="Grid Table 6 Colorful Accent 4" w:uiPriority="51"/>
+    <w:lsdException w:name="Grid Table 7 Colorful Accent 4" w:uiPriority="52"/>
+    <w:lsdException w:name="Grid Table 1 Light Accent 5" w:uiPriority="46"/>
+    <w:lsdException w:name="Grid Table 2 Accent 5" w:uiPriority="47"/>
+    <w:lsdException w:name="Grid Table 3 Accent 5" w:uiPriority="48"/>
+    <w:lsdException w:name="Grid Table 4 Accent 5" w:uiPriority="49"/>
+    <w:lsdException w:name="Grid Table 5 Dark Accent 5" w:uiPriority="50"/>
+    <w:lsdException w:name="Grid Table 6 Colorful Accent 5" w:uiPriority="51"/>
+    <w:lsdException w:name="Grid Table 7 Colorful Accent 5" w:uiPriority="52"/>
+    <w:lsdException w:name="Grid Table 1 Light Accent 6" w:uiPriority="46"/>
+    <w:lsdException w:name="Grid Table 2 Accent 6" w:uiPriority="47"/>
+    <w:lsdException w:name="Grid Table 3 Accent 6" w:uiPriority="48"/>
+    <w:lsdException w:name="Grid Table 4 Accent 6" w:uiPriority="49"/>
+    <w:lsdException w:name="Grid Table 5 Dark Accent 6" w:uiPriority="50"/>
+    <w:lsdException w:name="Grid Table 6 Colorful Accent 6" w:uiPriority="51"/>
+    <w:lsdException w:name="Grid Table 7 Colorful Accent 6" w:uiPriority="52"/>
+    <w:lsdException w:name="List Table 1 Light" w:uiPriority="46"/>
+    <w:lsdException w:name="List Table 2" w:uiPriority="47"/>
+    <w:lsdException w:name="List Table 3" w:uiPriority="48"/>
+    <w:lsdException w:name="List Table 4" w:uiPriority="49"/>
+    <w:lsdException w:name="List Table 5 Dark" w:uiPriority="50"/>
+    <w:lsdException w:name="List Table 6 Colorful" w:uiPriority="51"/>
+    <w:lsdException w:name="List Table 7 Colorful" w:uiPriority="52"/>
+    <w:lsdException w:name="List Table 1 Light Accent 1" w:uiPriority="46"/>
+    <w:lsdException w:name="List Table 2 Accent 1" w:uiPriority="47"/>
+    <w:lsdException w:name="List Table 3 Accent 1" w:uiPriority="48"/>
+    <w:lsdException w:name="List Table 4 Accent 1" w:uiPriority="49"/>
+    <w:lsdException w:name="List Table 5 Dark Accent 1" w:uiPriority="50"/>
+    <w:lsdException w:name="List Table 6 Colorful Accent 1" w:uiPriority="51"/>
+    <w:lsdException w:name="List Table 7 Colorful Accent 1" w:uiPriority="52"/>
+    <w:lsdException w:name="List Table 1 Light Accent 2" w:uiPriority="46"/>
+    <w:lsdException w:name="List Table 2 Accent 2" w:uiPriority="47"/>
+    <w:lsdException w:name="List Table 3 Accent 2" w:uiPriority="48"/>
+    <w:lsdException w:name="List Table 4 Accent 2" w:uiPriority="49"/>
+    <w:lsdException w:name="List Table 5 Dark Accent 2" w:uiPriority="50"/>
+    <w:lsdException w:name="List Table 6 Colorful Accent 2" w:uiPriority="51"/>
+    <w:lsdException w:name="List Table 7 Colorful Accent 2" w:uiPriority="52"/>
+    <w:lsdException w:name="List Table 1 Light Accent 3" w:uiPriority="46"/>
+    <w:lsdException w:name="List Table 2 Accent 3" w:uiPriority="47"/>
+    <w:lsdException w:name="List Table 3 Accent 3" w:uiPriority="48"/>
+    <w:lsdException w:name="List Table 4 Accent 3" w:uiPriority="49"/>
+    <w:lsdException w:name="List Table 5 Dark Accent 3" w:uiPriority="50"/>
+    <w:lsdException w:name="List Table 6 Colorful Accent 3" w:uiPriority="51"/>
+    <w:lsdException w:name="List Table 7 Colorful Accent 3" w:uiPriority="52"/>
+    <w:lsdException w:name="List Table 1 Light Accent 4" w:uiPriority="46"/>
+    <w:lsdException w:name="List Table 2 Accent 4" w:uiPriority="47"/>
+    <w:lsdException w:name="List Table 3 Accent 4" w:uiPriority="48"/>
+    <w:lsdException w:name="List Table 4 Accent 4" w:uiPriority="49"/>
+    <w:lsdException w:name="List Table 5 Dark Accent 4" w:uiPriority="50"/>
+    <w:lsdException w:name="List Table 6 Colorful Accent 4" w:uiPriority="51"/>
+    <w:lsdException w:name="List Table 7 Colorful Accent 4" w:uiPriority="52"/>
+    <w:lsdException w:name="List Table 1 Light Accent 5" w:uiPriority="46"/>
+    <w:lsdException w:name="List Table 2 Accent 5" w:uiPriority="47"/>
+    <w:lsdException w:name="List Table 3 Accent 5" w:uiPriority="48"/>
+    <w:lsdException w:name="List Table 4 Accent 5" w:uiPriority="49"/>
+    <w:lsdException w:name="List Table 5 Dark Accent 5" w:uiPriority="50"/>
+    <w:lsdException w:name="List Table 6 Colorful Accent 5" w:uiPriority="51"/>
+    <w:lsdException w:name="List Table 7 Colorful Accent 5" w:uiPriority="52"/>
+    <w:lsdException w:name="List Table 1 Light Accent 6" w:uiPriority="46"/>
+    <w:lsdException w:name="List Table 2 Accent 6" w:uiPriority="47"/>
+    <w:lsdException w:name="List Table 3 Accent 6" w:uiPriority="48"/>
+    <w:lsdException w:name="List Table 4 Accent 6" w:uiPriority="49"/>
+    <w:lsdException w:name="List Table 5 Dark Accent 6" w:uiPriority="50"/>
+    <w:lsdException w:name="List Table 6 Colorful Accent 6" w:uiPriority="51"/>
+    <w:lsdException w:name="List Table 7 Colorful Accent 6" w:uiPriority="52"/>
   </w:latentStyles>
   <w:style w:type="paragraph" w:default="1" w:styleId="Normal">
     <w:name w:val="Normal"/>
@@ -964,18 +1171,17 @@
       <w:rFonts w:ascii="Calibri" w:eastAsia="Calibri" w:hAnsi="Calibri" w:cs="Times New Roman"/>
     </w:rPr>
   </w:style>
-  <w:style w:type="character" w:default="1" w:styleId="Fontepargpadro">
+  <w:style w:type="character" w:default="1" w:styleId="DefaultParagraphFont">
     <w:name w:val="Default Paragraph Font"/>
     <w:uiPriority w:val="1"/>
     <w:semiHidden/>
     <w:unhideWhenUsed/>
   </w:style>
-  <w:style w:type="table" w:default="1" w:styleId="Tabelanormal">
+  <w:style w:type="table" w:default="1" w:styleId="TableNormal">
     <w:name w:val="Normal Table"/>
     <w:uiPriority w:val="99"/>
     <w:semiHidden/>
     <w:unhideWhenUsed/>
-    <w:qFormat/>
     <w:tblPr>
       <w:tblInd w:w="0" w:type="dxa"/>
       <w:tblCellMar>
@@ -986,15 +1192,15 @@
       </w:tblCellMar>
     </w:tblPr>
   </w:style>
-  <w:style w:type="numbering" w:default="1" w:styleId="Semlista">
+  <w:style w:type="numbering" w:default="1" w:styleId="NoList">
     <w:name w:val="No List"/>
     <w:uiPriority w:val="99"/>
     <w:semiHidden/>
     <w:unhideWhenUsed/>
   </w:style>
-  <w:style w:type="table" w:styleId="Tabelacomgrade">
+  <w:style w:type="table" w:styleId="TableGrid">
     <w:name w:val="Table Grid"/>
-    <w:basedOn w:val="Tabelanormal"/>
+    <w:basedOn w:val="TableNormal"/>
     <w:uiPriority w:val="39"/>
     <w:rsid w:val="00876A0D"/>
     <w:pPr>
@@ -1018,7 +1224,7 @@
       </w:tblCellMar>
     </w:tblPr>
   </w:style>
-  <w:style w:type="paragraph" w:styleId="SemEspaamento">
+  <w:style w:type="paragraph" w:styleId="NoSpacing">
     <w:name w:val="No Spacing"/>
     <w:uiPriority w:val="1"/>
     <w:qFormat/>
@@ -1030,10 +1236,10 @@
       <w:rFonts w:ascii="Calibri" w:eastAsia="Calibri" w:hAnsi="Calibri" w:cs="Times New Roman"/>
     </w:rPr>
   </w:style>
-  <w:style w:type="paragraph" w:styleId="Textodebalo">
+  <w:style w:type="paragraph" w:styleId="BalloonText">
     <w:name w:val="Balloon Text"/>
     <w:basedOn w:val="Normal"/>
-    <w:link w:val="TextodebaloChar"/>
+    <w:link w:val="BalloonTextChar"/>
     <w:uiPriority w:val="99"/>
     <w:semiHidden/>
     <w:unhideWhenUsed/>
@@ -1047,10 +1253,10 @@
       <w:szCs w:val="16"/>
     </w:rPr>
   </w:style>
-  <w:style w:type="character" w:customStyle="1" w:styleId="TextodebaloChar">
-    <w:name w:val="Texto de balão Char"/>
-    <w:basedOn w:val="Fontepargpadro"/>
-    <w:link w:val="Textodebalo"/>
+  <w:style w:type="character" w:customStyle="1" w:styleId="BalloonTextChar">
+    <w:name w:val="Balloon Text Char"/>
+    <w:basedOn w:val="DefaultParagraphFont"/>
+    <w:link w:val="BalloonText"/>
     <w:uiPriority w:val="99"/>
     <w:semiHidden/>
     <w:rsid w:val="002E1579"/>
@@ -1337,7 +1543,7 @@
   <a:extraClrSchemeLst/>
   <a:extLst>
     <a:ext uri="{05A4C25C-085E-4340-85A3-A5531E510DB2}">
-      <thm15:themeFamily xmlns:thm15="http://schemas.microsoft.com/office/thememl/2012/main" xmlns="" name="Office Theme" id="{62F939B6-93AF-4DB8-9C6B-D6C7DFDC589F}" vid="{4A3C46E8-61CC-4603-A589-7422A47A8E4A}"/>
+      <thm15:themeFamily xmlns:thm15="http://schemas.microsoft.com/office/thememl/2012/main" name="Office Theme" id="{62F939B6-93AF-4DB8-9C6B-D6C7DFDC589F}" vid="{4A3C46E8-61CC-4603-A589-7422A47A8E4A}"/>
     </a:ext>
   </a:extLst>
 </a:theme>
